--- a/portfolio/docs/Technical Resume Template.docx
+++ b/portfolio/docs/Technical Resume Template.docx
@@ -1,63 +1,231 @@
 
 <file path=word/document.xml><?xml version="1.0" encoding="utf-8"?>
-<w:document xmlns:wpc="http://schemas.microsoft.com/office/word/2010/wordprocessingCanvas" xmlns:cx="http://schemas.microsoft.com/office/drawing/2014/chartex" xmlns:cx1="http://schemas.microsoft.com/office/drawing/2015/9/8/chartex" xmlns:cx2="http://schemas.microsoft.com/office/drawing/2015/10/21/chartex" xmlns:cx3="http://schemas.microsoft.com/office/drawing/2016/5/9/chartex" xmlns:cx4="http://schemas.microsoft.com/office/drawing/2016/5/10/chartex" xmlns:cx5="http://schemas.microsoft.com/office/drawing/2016/5/11/chartex" xmlns:cx6="http://schemas.microsoft.com/office/drawing/2016/5/12/chartex" xmlns:cx7="http://schemas.microsoft.com/office/drawing/2016/5/13/chartex" xmlns:cx8="http://schemas.microsoft.com/office/drawing/2016/5/14/chartex" xmlns:mc="http://schemas.openxmlformats.org/markup-compatibility/2006" xmlns:aink="http://schemas.microsoft.com/office/drawing/2016/ink" xmlns:am3d="http://schemas.microsoft.com/office/drawing/2017/model3d" xmlns:o="urn:schemas-microsoft-com:office:office" xmlns:oel="http://schemas.microsoft.com/office/2019/extlst" xmlns:r="http://schemas.openxmlformats.org/officeDocument/2006/relationships" xmlns:m="http://schemas.openxmlformats.org/officeDocument/2006/math" xmlns:v="urn:schemas-microsoft-com:vml" xmlns:wp14="http://schemas.microsoft.com/office/word/2010/wordprocessingDrawing" xmlns:wp="http://schemas.openxmlformats.org/drawingml/2006/wordprocessingDrawing" xmlns:w10="urn:schemas-microsoft-com:office:word" xmlns:w="http://schemas.openxmlformats.org/wordprocessingml/2006/main" xmlns:w14="http://schemas.microsoft.com/office/word/2010/wordml" xmlns:w15="http://schemas.microsoft.com/office/word/2012/wordml" xmlns:w16cex="http://schemas.microsoft.com/office/word/2018/wordml/cex" xmlns:w16cid="http://schemas.microsoft.com/office/word/2016/wordml/cid" xmlns:w16="http://schemas.microsoft.com/office/word/2018/wordml" xmlns:w16sdtdh="http://schemas.microsoft.com/office/word/2020/wordml/sdtdatahash" xmlns:w16se="http://schemas.microsoft.com/office/word/2015/wordml/symex" xmlns:wpg="http://schemas.microsoft.com/office/word/2010/wordprocessingGroup" xmlns:wpi="http://schemas.microsoft.com/office/word/2010/wordprocessingInk" xmlns:wne="http://schemas.microsoft.com/office/word/2006/wordml" xmlns:wps="http://schemas.microsoft.com/office/word/2010/wordprocessingShape" mc:Ignorable="w14 w15 w16se w16cid w16 w16cex w16sdtdh wp14">
+<w:document xmlns:wpc="http://schemas.microsoft.com/office/word/2010/wordprocessingCanvas" xmlns:cx="http://schemas.microsoft.com/office/drawing/2014/chartex" xmlns:cx1="http://schemas.microsoft.com/office/drawing/2015/9/8/chartex" xmlns:cx2="http://schemas.microsoft.com/office/drawing/2015/10/21/chartex" xmlns:cx3="http://schemas.microsoft.com/office/drawing/2016/5/9/chartex" xmlns:cx4="http://schemas.microsoft.com/office/drawing/2016/5/10/chartex" xmlns:cx5="http://schemas.microsoft.com/office/drawing/2016/5/11/chartex" xmlns:cx6="http://schemas.microsoft.com/office/drawing/2016/5/12/chartex" xmlns:cx7="http://schemas.microsoft.com/office/drawing/2016/5/13/chartex" xmlns:cx8="http://schemas.microsoft.com/office/drawing/2016/5/14/chartex" xmlns:mc="http://schemas.openxmlformats.org/markup-compatibility/2006" xmlns:aink="http://schemas.microsoft.com/office/drawing/2016/ink" xmlns:am3d="http://schemas.microsoft.com/office/drawing/2017/model3d" xmlns:o="urn:schemas-microsoft-com:office:office" xmlns:oel="http://schemas.microsoft.com/office/2019/extlst" xmlns:r="http://schemas.openxmlformats.org/officeDocument/2006/relationships" xmlns:m="http://schemas.openxmlformats.org/officeDocument/2006/math" xmlns:v="urn:schemas-microsoft-com:vml" xmlns:wp14="http://schemas.microsoft.com/office/word/2010/wordprocessingDrawing" xmlns:wp="http://schemas.openxmlformats.org/drawingml/2006/wordprocessingDrawing" xmlns:w10="urn:schemas-microsoft-com:office:word" xmlns:w="http://schemas.openxmlformats.org/wordprocessingml/2006/main" xmlns:w14="http://schemas.microsoft.com/office/word/2010/wordml" xmlns:w15="http://schemas.microsoft.com/office/word/2012/wordml" xmlns:w16cex="http://schemas.microsoft.com/office/word/2018/wordml/cex" xmlns:w16cid="http://schemas.microsoft.com/office/word/2016/wordml/cid" xmlns:w16="http://schemas.microsoft.com/office/word/2018/wordml" xmlns:w16du="http://schemas.microsoft.com/office/word/2023/wordml/word16du" xmlns:w16sdtdh="http://schemas.microsoft.com/office/word/2020/wordml/sdtdatahash" xmlns:w16sdtfl="http://schemas.microsoft.com/office/word/2024/wordml/sdtformatlock" xmlns:w16se="http://schemas.microsoft.com/office/word/2015/wordml/symex" xmlns:wpg="http://schemas.microsoft.com/office/word/2010/wordprocessingGroup" xmlns:wpi="http://schemas.microsoft.com/office/word/2010/wordprocessingInk" xmlns:wne="http://schemas.microsoft.com/office/word/2006/wordml" xmlns:wps="http://schemas.microsoft.com/office/word/2010/wordprocessingShape" mc:Ignorable="w14 w15 w16se w16cid w16 w16cex w16sdtdh w16sdtfl w16du wp14">
   <w:body>
     <w:p>
       <w:pPr>
         <w:ind w:left="-270" w:right="-420" w:hanging="180"/>
         <w:jc w:val="center"/>
         <w:rPr>
-          <w:rFonts w:ascii="Spectral" w:eastAsia="Spectral" w:hAnsi="Spectral" w:cs="Spectral"/>
+          <w:rFonts w:ascii="Spectral" w:hAnsi="Spectral" w:cs="Spectral" w:hint="eastAsia"/>
           <w:b/>
           <w:sz w:val="36"/>
           <w:szCs w:val="36"/>
-        </w:rPr>
-      </w:pPr>
-      <w:r>
-        <w:rPr>
-          <w:rFonts w:ascii="Spectral" w:eastAsia="Spectral" w:hAnsi="Spectral" w:cs="Spectral"/>
+          <w:lang w:eastAsia="ko-KR"/>
+        </w:rPr>
+      </w:pPr>
+      <w:proofErr w:type="spellStart"/>
+      <w:r>
+        <w:rPr>
+          <w:rFonts w:ascii="Spectral" w:hAnsi="Spectral" w:cs="Spectral" w:hint="eastAsia"/>
           <w:b/>
           <w:sz w:val="36"/>
           <w:szCs w:val="36"/>
-        </w:rPr>
-        <w:t>Your Name</w:t>
+          <w:lang w:eastAsia="ko-KR"/>
+        </w:rPr>
+        <w:t>Taekyung</w:t>
+      </w:r>
+      <w:proofErr w:type="spellEnd"/>
+      <w:r>
+        <w:rPr>
+          <w:rFonts w:ascii="Spectral" w:hAnsi="Spectral" w:cs="Spectral" w:hint="eastAsia"/>
+          <w:b/>
+          <w:sz w:val="36"/>
+          <w:szCs w:val="36"/>
+          <w:lang w:eastAsia="ko-KR"/>
+        </w:rPr>
+        <w:t xml:space="preserve"> Ho</w:t>
       </w:r>
     </w:p>
     <w:p>
       <w:pPr>
         <w:jc w:val="center"/>
         <w:rPr>
-          <w:rFonts w:ascii="Spectral" w:eastAsia="Spectral" w:hAnsi="Spectral" w:cs="Spectral"/>
+          <w:rFonts w:ascii="Spectral" w:hAnsi="Spectral" w:cs="Spectral"/>
+          <w:sz w:val="20"/>
+          <w:szCs w:val="20"/>
+          <w:lang w:eastAsia="ko-KR"/>
+        </w:rPr>
+      </w:pPr>
+      <w:r>
+        <w:rPr>
+          <w:rFonts w:ascii="Spectral" w:eastAsia="Spectral" w:hAnsi="Spectral" w:cs="Spectral"/>
+          <w:sz w:val="20"/>
+          <w:szCs w:val="20"/>
+        </w:rPr>
+        <w:t>•</w:t>
+      </w:r>
+      <w:r>
+        <w:rPr>
+          <w:rFonts w:ascii="Spectral" w:hAnsi="Spectral" w:cs="Spectral" w:hint="eastAsia"/>
+          <w:sz w:val="20"/>
+          <w:szCs w:val="20"/>
+          <w:lang w:eastAsia="ko-KR"/>
+        </w:rPr>
+        <w:t xml:space="preserve"> </w:t>
+      </w:r>
+      <w:proofErr w:type="gramStart"/>
+      <w:r>
+        <w:rPr>
+          <w:rFonts w:ascii="Spectral" w:hAnsi="Spectral" w:cs="Spectral" w:hint="eastAsia"/>
+          <w:color w:val="000000"/>
+          <w:sz w:val="20"/>
+          <w:szCs w:val="20"/>
+          <w:lang w:eastAsia="ko-KR"/>
+        </w:rPr>
+        <w:t>Email :</w:t>
+      </w:r>
+      <w:proofErr w:type="gramEnd"/>
+      <w:r>
+        <w:rPr>
+          <w:rFonts w:ascii="Spectral" w:hAnsi="Spectral" w:cs="Spectral" w:hint="eastAsia"/>
+          <w:color w:val="000000"/>
+          <w:sz w:val="20"/>
+          <w:szCs w:val="20"/>
+          <w:lang w:eastAsia="ko-KR"/>
+        </w:rPr>
+        <w:t xml:space="preserve"> </w:t>
+      </w:r>
+      <w:hyperlink r:id="rId5" w:history="1">
+        <w:r>
+          <w:rPr>
+            <w:rStyle w:val="a5"/>
+            <w:rFonts w:ascii="Spectral" w:eastAsia="Spectral" w:hAnsi="Spectral" w:cs="Spectral"/>
+            <w:sz w:val="20"/>
+            <w:szCs w:val="20"/>
+          </w:rPr>
+          <w:t>taek020422@gmail.com</w:t>
+        </w:r>
+      </w:hyperlink>
+      <w:r>
+        <w:rPr>
+          <w:rFonts w:ascii="Spectral" w:hAnsi="Spectral" w:cs="Spectral" w:hint="eastAsia"/>
+          <w:color w:val="000000"/>
+          <w:sz w:val="20"/>
+          <w:szCs w:val="20"/>
+          <w:lang w:eastAsia="ko-KR"/>
+        </w:rPr>
+        <w:t xml:space="preserve"> </w:t>
+      </w:r>
+      <w:r>
+        <w:rPr>
+          <w:rFonts w:ascii="Spectral" w:eastAsia="Spectral" w:hAnsi="Spectral" w:cs="Spectral"/>
+          <w:color w:val="000000"/>
+          <w:sz w:val="20"/>
+          <w:szCs w:val="20"/>
+        </w:rPr>
+        <w:t xml:space="preserve">• </w:t>
+      </w:r>
+      <w:r>
+        <w:rPr>
+          <w:rFonts w:ascii="Spectral" w:eastAsia="Spectral" w:hAnsi="Spectral" w:cs="Spectral"/>
+          <w:sz w:val="20"/>
+          <w:szCs w:val="20"/>
+        </w:rPr>
+        <w:t xml:space="preserve">phone </w:t>
+      </w:r>
+      <w:proofErr w:type="gramStart"/>
+      <w:r>
+        <w:rPr>
+          <w:rFonts w:ascii="Spectral" w:eastAsia="Spectral" w:hAnsi="Spectral" w:cs="Spectral"/>
+          <w:sz w:val="20"/>
+          <w:szCs w:val="20"/>
+        </w:rPr>
+        <w:t>number</w:t>
+      </w:r>
+      <w:r>
+        <w:rPr>
+          <w:rFonts w:ascii="Spectral" w:hAnsi="Spectral" w:cs="Spectral" w:hint="eastAsia"/>
+          <w:sz w:val="20"/>
+          <w:szCs w:val="20"/>
+          <w:lang w:eastAsia="ko-KR"/>
+        </w:rPr>
+        <w:t xml:space="preserve"> :</w:t>
+      </w:r>
+      <w:proofErr w:type="gramEnd"/>
+      <w:r>
+        <w:rPr>
+          <w:rFonts w:ascii="Spectral" w:hAnsi="Spectral" w:cs="Spectral" w:hint="eastAsia"/>
+          <w:sz w:val="20"/>
+          <w:szCs w:val="20"/>
+          <w:lang w:eastAsia="ko-KR"/>
+        </w:rPr>
+        <w:t xml:space="preserve"> +82-10-6448-4064</w:t>
+      </w:r>
+      <w:r>
+        <w:rPr>
+          <w:rFonts w:ascii="Spectral" w:eastAsia="Spectral" w:hAnsi="Spectral" w:cs="Spectral"/>
+          <w:sz w:val="20"/>
+          <w:szCs w:val="20"/>
+        </w:rPr>
+        <w:t xml:space="preserve"> </w:t>
+      </w:r>
+    </w:p>
+    <w:p>
+      <w:pPr>
+        <w:jc w:val="center"/>
+        <w:rPr>
+          <w:rFonts w:ascii="Spectral" w:hAnsi="Spectral" w:cs="Spectral" w:hint="eastAsia"/>
           <w:sz w:val="14"/>
           <w:szCs w:val="14"/>
-        </w:rPr>
-      </w:pPr>
-      <w:r>
-        <w:rPr>
-          <w:rFonts w:ascii="Spectral" w:eastAsia="Spectral" w:hAnsi="Spectral" w:cs="Spectral"/>
-          <w:sz w:val="20"/>
-          <w:szCs w:val="20"/>
-        </w:rPr>
-        <w:t>email</w:t>
-      </w:r>
-      <w:r>
-        <w:rPr>
-          <w:rFonts w:ascii="Spectral" w:eastAsia="Spectral" w:hAnsi="Spectral" w:cs="Spectral"/>
-          <w:color w:val="000000"/>
+          <w:lang w:eastAsia="ko-KR"/>
+        </w:rPr>
+      </w:pPr>
+      <w:r>
+        <w:rPr>
+          <w:rFonts w:ascii="Spectral" w:eastAsia="Spectral" w:hAnsi="Spectral" w:cs="Spectral"/>
+          <w:sz w:val="20"/>
+          <w:szCs w:val="20"/>
+        </w:rPr>
+        <w:t xml:space="preserve">• </w:t>
+      </w:r>
+      <w:proofErr w:type="gramStart"/>
+      <w:r>
+        <w:rPr>
+          <w:rFonts w:ascii="Spectral" w:eastAsia="Spectral" w:hAnsi="Spectral" w:cs="Spectral"/>
+          <w:sz w:val="20"/>
+          <w:szCs w:val="20"/>
+        </w:rPr>
+        <w:t>LinkedIn</w:t>
+      </w:r>
+      <w:r>
+        <w:rPr>
+          <w:rFonts w:ascii="Spectral" w:hAnsi="Spectral" w:cs="Spectral" w:hint="eastAsia"/>
+          <w:sz w:val="20"/>
+          <w:szCs w:val="20"/>
+          <w:lang w:eastAsia="ko-KR"/>
+        </w:rPr>
+        <w:t xml:space="preserve"> :</w:t>
+      </w:r>
+      <w:proofErr w:type="gramEnd"/>
+      <w:r>
+        <w:rPr>
+          <w:rFonts w:ascii="Spectral" w:hAnsi="Spectral" w:cs="Spectral" w:hint="eastAsia"/>
+          <w:sz w:val="20"/>
+          <w:szCs w:val="20"/>
+          <w:lang w:eastAsia="ko-KR"/>
+        </w:rPr>
+        <w:t xml:space="preserve"> </w:t>
+      </w:r>
+      <w:r>
+        <w:rPr>
+          <w:rFonts w:ascii="Spectral" w:hAnsi="Spectral" w:cs="Spectral"/>
+          <w:sz w:val="20"/>
+          <w:szCs w:val="20"/>
+          <w:lang w:eastAsia="ko-KR"/>
+        </w:rPr>
+        <w:t>https://www.linkedin.com/in/taekyung-ho-929bba312/</w:t>
+      </w:r>
+      <w:r>
+        <w:rPr>
+          <w:rFonts w:ascii="Spectral" w:eastAsia="Spectral" w:hAnsi="Spectral" w:cs="Spectral"/>
           <w:sz w:val="20"/>
           <w:szCs w:val="20"/>
         </w:rPr>
         <w:t xml:space="preserve"> • </w:t>
       </w:r>
-      <w:r>
-        <w:rPr>
-          <w:rFonts w:ascii="Spectral" w:eastAsia="Spectral" w:hAnsi="Spectral" w:cs="Spectral"/>
-          <w:sz w:val="20"/>
-          <w:szCs w:val="20"/>
-        </w:rPr>
-        <w:t xml:space="preserve">phone number • LinkedIn • </w:t>
-      </w:r>
       <w:proofErr w:type="spellStart"/>
+      <w:proofErr w:type="gramStart"/>
       <w:r>
         <w:rPr>
           <w:rFonts w:ascii="Spectral" w:eastAsia="Spectral" w:hAnsi="Spectral" w:cs="Spectral"/>
@@ -69,11 +237,31 @@
       <w:proofErr w:type="spellEnd"/>
       <w:r>
         <w:rPr>
-          <w:rFonts w:ascii="Spectral" w:eastAsia="Spectral" w:hAnsi="Spectral" w:cs="Spectral"/>
-          <w:sz w:val="20"/>
-          <w:szCs w:val="20"/>
-        </w:rPr>
-        <w:t xml:space="preserve"> link</w:t>
+          <w:rFonts w:ascii="Spectral" w:hAnsi="Spectral" w:cs="Spectral" w:hint="eastAsia"/>
+          <w:sz w:val="20"/>
+          <w:szCs w:val="20"/>
+          <w:lang w:eastAsia="ko-KR"/>
+        </w:rPr>
+        <w:t xml:space="preserve"> :</w:t>
+      </w:r>
+      <w:proofErr w:type="gramEnd"/>
+      <w:r>
+        <w:rPr>
+          <w:rFonts w:ascii="Spectral" w:hAnsi="Spectral" w:cs="Spectral" w:hint="eastAsia"/>
+          <w:sz w:val="20"/>
+          <w:szCs w:val="20"/>
+          <w:lang w:eastAsia="ko-KR"/>
+        </w:rPr>
+        <w:t xml:space="preserve"> </w:t>
+      </w:r>
+      <w:r>
+        <w:rPr>
+          <w:rFonts w:ascii="Spectral" w:hAnsi="Spectral" w:cs="Spectral"/>
+          <w:sz w:val="20"/>
+          <w:szCs w:val="20"/>
+          <w:lang w:eastAsia="ko-KR"/>
+        </w:rPr>
+        <w:t>https://github.com/taekyung00</w:t>
       </w:r>
     </w:p>
     <w:p>
@@ -121,12 +309,70 @@
       </w:pPr>
       <w:r>
         <w:rPr>
-          <w:rFonts w:ascii="Spectral" w:eastAsia="Spectral" w:hAnsi="Spectral" w:cs="Spectral"/>
-          <w:b/>
-          <w:sz w:val="20"/>
-          <w:szCs w:val="20"/>
-        </w:rPr>
-        <w:t xml:space="preserve">College Name | City, State                                                                                   </w:t>
+          <w:rFonts w:ascii="Spectral" w:hAnsi="Spectral" w:cs="Spectral" w:hint="eastAsia"/>
+          <w:b/>
+          <w:sz w:val="20"/>
+          <w:szCs w:val="20"/>
+          <w:lang w:eastAsia="ko-KR"/>
+        </w:rPr>
+        <w:t>DIGIPEN INSTITUTE OF TECHNOLOGY</w:t>
+      </w:r>
+      <w:r>
+        <w:rPr>
+          <w:rFonts w:ascii="Spectral" w:eastAsia="Spectral" w:hAnsi="Spectral" w:cs="Spectral"/>
+          <w:b/>
+          <w:sz w:val="20"/>
+          <w:szCs w:val="20"/>
+        </w:rPr>
+        <w:t xml:space="preserve"> | </w:t>
+      </w:r>
+      <w:r>
+        <w:rPr>
+          <w:rFonts w:ascii="Spectral" w:hAnsi="Spectral" w:cs="Spectral" w:hint="eastAsia"/>
+          <w:b/>
+          <w:sz w:val="20"/>
+          <w:szCs w:val="20"/>
+          <w:lang w:eastAsia="ko-KR"/>
+        </w:rPr>
+        <w:t>Redmond</w:t>
+      </w:r>
+      <w:r>
+        <w:rPr>
+          <w:rFonts w:ascii="Spectral" w:eastAsia="Spectral" w:hAnsi="Spectral" w:cs="Spectral"/>
+          <w:b/>
+          <w:sz w:val="20"/>
+          <w:szCs w:val="20"/>
+        </w:rPr>
+        <w:t xml:space="preserve">, </w:t>
+      </w:r>
+      <w:r>
+        <w:rPr>
+          <w:rFonts w:ascii="Spectral" w:hAnsi="Spectral" w:cs="Spectral"/>
+          <w:b/>
+          <w:sz w:val="20"/>
+          <w:szCs w:val="20"/>
+          <w:lang w:eastAsia="ko-KR"/>
+        </w:rPr>
+        <w:t>Washingto</w:t>
+      </w:r>
+      <w:r>
+        <w:rPr>
+          <w:rFonts w:ascii="Spectral" w:hAnsi="Spectral" w:cs="Spectral" w:hint="eastAsia"/>
+          <w:b/>
+          <w:sz w:val="20"/>
+          <w:szCs w:val="20"/>
+          <w:lang w:eastAsia="ko-KR"/>
+        </w:rPr>
+        <w:t>n</w:t>
+      </w:r>
+      <w:r>
+        <w:rPr>
+          <w:rFonts w:ascii="Spectral" w:eastAsia="Spectral" w:hAnsi="Spectral" w:cs="Spectral"/>
+          <w:b/>
+          <w:sz w:val="20"/>
+          <w:szCs w:val="20"/>
+        </w:rPr>
+        <w:t xml:space="preserve">                                                                                   </w:t>
       </w:r>
     </w:p>
     <w:p>
@@ -136,27 +382,76 @@
           <w:tab w:val="right" w:pos="11064"/>
         </w:tabs>
         <w:rPr>
-          <w:rFonts w:ascii="Spectral" w:eastAsia="Spectral" w:hAnsi="Spectral" w:cs="Spectral"/>
-          <w:sz w:val="20"/>
-          <w:szCs w:val="20"/>
-        </w:rPr>
-      </w:pPr>
-      <w:r>
-        <w:rPr>
-          <w:rFonts w:ascii="Spectral" w:eastAsia="Spectral" w:hAnsi="Spectral" w:cs="Spectral"/>
-          <w:b/>
-          <w:sz w:val="20"/>
-          <w:szCs w:val="20"/>
-        </w:rPr>
-        <w:t xml:space="preserve">B.S. in Computer Science | GPA: </w:t>
-      </w:r>
-      <w:r>
-        <w:rPr>
-          <w:rFonts w:ascii="Spectral" w:eastAsia="Spectral" w:hAnsi="Spectral" w:cs="Spectral"/>
-          <w:sz w:val="20"/>
-          <w:szCs w:val="20"/>
-        </w:rPr>
-        <w:t xml:space="preserve">                                                                                                        </w:t>
+          <w:rFonts w:ascii="Spectral" w:hAnsi="Spectral" w:cs="Spectral" w:hint="eastAsia"/>
+          <w:sz w:val="20"/>
+          <w:szCs w:val="20"/>
+          <w:lang w:eastAsia="ko-KR"/>
+        </w:rPr>
+      </w:pPr>
+      <w:r>
+        <w:rPr>
+          <w:rFonts w:ascii="Spectral" w:eastAsia="Spectral" w:hAnsi="Spectral" w:cs="Spectral"/>
+          <w:b/>
+          <w:sz w:val="20"/>
+          <w:szCs w:val="20"/>
+        </w:rPr>
+        <w:t xml:space="preserve">B.S. in </w:t>
+      </w:r>
+      <w:r>
+        <w:rPr>
+          <w:rFonts w:ascii="Spectral" w:hAnsi="Spectral" w:cs="Spectral" w:hint="eastAsia"/>
+          <w:b/>
+          <w:sz w:val="20"/>
+          <w:szCs w:val="20"/>
+          <w:lang w:eastAsia="ko-KR"/>
+        </w:rPr>
+        <w:t>Real</w:t>
+      </w:r>
+      <w:r>
+        <w:rPr>
+          <w:rFonts w:ascii="Spectral" w:hAnsi="Spectral" w:cs="Spectral" w:hint="eastAsia"/>
+          <w:b/>
+          <w:sz w:val="20"/>
+          <w:szCs w:val="20"/>
+          <w:lang w:eastAsia="ko-KR"/>
+        </w:rPr>
+        <w:t>-</w:t>
+      </w:r>
+      <w:r>
+        <w:rPr>
+          <w:rFonts w:ascii="Spectral" w:hAnsi="Spectral" w:cs="Spectral" w:hint="eastAsia"/>
+          <w:b/>
+          <w:sz w:val="20"/>
+          <w:szCs w:val="20"/>
+          <w:lang w:eastAsia="ko-KR"/>
+        </w:rPr>
+        <w:t>Time Interactive Simulation</w:t>
+      </w:r>
+      <w:r>
+        <w:rPr>
+          <w:rFonts w:ascii="Spectral" w:eastAsia="Spectral" w:hAnsi="Spectral" w:cs="Spectral"/>
+          <w:b/>
+          <w:sz w:val="20"/>
+          <w:szCs w:val="20"/>
+        </w:rPr>
+        <w:t xml:space="preserve">| GPA: </w:t>
+      </w:r>
+      <w:r>
+        <w:rPr>
+          <w:rFonts w:ascii="Spectral" w:hAnsi="Spectral" w:cs="Spectral" w:hint="eastAsia"/>
+          <w:sz w:val="20"/>
+          <w:szCs w:val="20"/>
+          <w:lang w:eastAsia="ko-KR"/>
+        </w:rPr>
+        <w:t>3.92/4.0</w:t>
+      </w:r>
+      <w:r>
+        <w:rPr>
+          <w:rFonts w:ascii="Spectral" w:eastAsia="Spectral" w:hAnsi="Spectral" w:cs="Spectral"/>
+          <w:sz w:val="20"/>
+          <w:szCs w:val="20"/>
+        </w:rPr>
+        <w:t xml:space="preserve">                                                                                                    </w:t>
       </w:r>
       <w:r>
         <w:rPr>
@@ -176,23 +471,35 @@
           <w:sz w:val="22"/>
           <w:szCs w:val="22"/>
         </w:rPr>
-        <w:t xml:space="preserve">     May 2025</w:t>
-      </w:r>
-    </w:p>
-    <w:p>
-      <w:pPr>
-        <w:rPr>
-          <w:rFonts w:ascii="Spectral" w:eastAsia="Spectral" w:hAnsi="Spectral" w:cs="Spectral"/>
-          <w:sz w:val="20"/>
-          <w:szCs w:val="20"/>
-        </w:rPr>
-      </w:pPr>
-      <w:r>
-        <w:rPr>
-          <w:rFonts w:ascii="Spectral" w:eastAsia="Spectral" w:hAnsi="Spectral" w:cs="Spectral"/>
-          <w:b/>
-          <w:sz w:val="20"/>
-          <w:szCs w:val="20"/>
+        <w:t xml:space="preserve">     May 202</w:t>
+      </w:r>
+      <w:r>
+        <w:rPr>
+          <w:rFonts w:ascii="Spectral" w:hAnsi="Spectral" w:cs="Spectral" w:hint="eastAsia"/>
+          <w:b/>
+          <w:sz w:val="22"/>
+          <w:szCs w:val="22"/>
+          <w:lang w:eastAsia="ko-KR"/>
+        </w:rPr>
+        <w:t>8</w:t>
+      </w:r>
+    </w:p>
+    <w:p>
+      <w:pPr>
+        <w:rPr>
+          <w:rFonts w:ascii="Spectral" w:hAnsi="Spectral" w:cs="Spectral" w:hint="eastAsia"/>
+          <w:sz w:val="20"/>
+          <w:szCs w:val="20"/>
+          <w:lang w:val="fr-CA" w:eastAsia="ko-KR"/>
+        </w:rPr>
+      </w:pPr>
+      <w:r>
+        <w:rPr>
+          <w:rFonts w:ascii="Spectral" w:eastAsia="Spectral" w:hAnsi="Spectral" w:cs="Spectral"/>
+          <w:b/>
+          <w:sz w:val="20"/>
+          <w:szCs w:val="20"/>
+          <w:lang w:val="fr-CA"/>
         </w:rPr>
         <w:t>Relevant Courses:</w:t>
       </w:r>
@@ -201,9 +508,93 @@
           <w:rFonts w:ascii="Spectral" w:eastAsia="Spectral" w:hAnsi="Spectral" w:cs="Spectral"/>
           <w:sz w:val="20"/>
           <w:szCs w:val="20"/>
-        </w:rPr>
-        <w:t xml:space="preserve"> Name the courses that would draw attention, significant, relevant to the job. </w:t>
-      </w:r>
+          <w:lang w:val="fr-CA"/>
+        </w:rPr>
+        <w:t xml:space="preserve"> </w:t>
+      </w:r>
+      <w:r>
+        <w:rPr>
+          <w:rFonts w:ascii="Spectral" w:hAnsi="Spectral" w:cs="Spectral" w:hint="eastAsia"/>
+          <w:sz w:val="20"/>
+          <w:szCs w:val="20"/>
+          <w:lang w:val="fr-CA" w:eastAsia="ko-KR"/>
+        </w:rPr>
+        <w:t xml:space="preserve">CS280 </w:t>
+      </w:r>
+      <w:r>
+        <w:rPr>
+          <w:rFonts w:ascii="Spectral" w:hAnsi="Spectral" w:cs="Spectral"/>
+          <w:sz w:val="20"/>
+          <w:szCs w:val="20"/>
+          <w:lang w:val="fr-CA" w:eastAsia="ko-KR"/>
+        </w:rPr>
+        <w:t>–</w:t>
+      </w:r>
+      <w:r>
+        <w:rPr>
+          <w:rFonts w:ascii="Spectral" w:hAnsi="Spectral" w:cs="Spectral" w:hint="eastAsia"/>
+          <w:sz w:val="20"/>
+          <w:szCs w:val="20"/>
+          <w:lang w:val="fr-CA" w:eastAsia="ko-KR"/>
+        </w:rPr>
+        <w:t xml:space="preserve"> Data Structures ; CS200</w:t>
+      </w:r>
+      <w:r>
+        <w:rPr>
+          <w:rFonts w:ascii="Spectral" w:hAnsi="Spectral" w:cs="Spectral" w:hint="eastAsia"/>
+          <w:sz w:val="20"/>
+          <w:szCs w:val="20"/>
+          <w:lang w:val="fr-CA" w:eastAsia="ko-KR"/>
+        </w:rPr>
+        <w:t>,250</w:t>
+      </w:r>
+      <w:r>
+        <w:rPr>
+          <w:rFonts w:ascii="Spectral" w:hAnsi="Spectral" w:cs="Spectral" w:hint="eastAsia"/>
+          <w:sz w:val="20"/>
+          <w:szCs w:val="20"/>
+          <w:lang w:val="fr-CA" w:eastAsia="ko-KR"/>
+        </w:rPr>
+        <w:t xml:space="preserve"> </w:t>
+      </w:r>
+      <w:r>
+        <w:rPr>
+          <w:rFonts w:ascii="Spectral" w:hAnsi="Spectral" w:cs="Spectral"/>
+          <w:sz w:val="20"/>
+          <w:szCs w:val="20"/>
+          <w:lang w:val="fr-CA" w:eastAsia="ko-KR"/>
+        </w:rPr>
+        <w:t>–</w:t>
+      </w:r>
+      <w:r>
+        <w:rPr>
+          <w:rFonts w:ascii="Spectral" w:hAnsi="Spectral" w:cs="Spectral" w:hint="eastAsia"/>
+          <w:sz w:val="20"/>
+          <w:szCs w:val="20"/>
+          <w:lang w:val="fr-CA" w:eastAsia="ko-KR"/>
+        </w:rPr>
+        <w:t xml:space="preserve"> Computer Graphi</w:t>
+      </w:r>
+      <w:r>
+        <w:rPr>
+          <w:rFonts w:ascii="Spectral" w:hAnsi="Spectral" w:cs="Spectral" w:hint="eastAsia"/>
+          <w:sz w:val="20"/>
+          <w:szCs w:val="20"/>
+          <w:lang w:val="fr-CA" w:eastAsia="ko-KR"/>
+        </w:rPr>
+        <w:t xml:space="preserve">cs </w:t>
+      </w:r>
+      <w:proofErr w:type="gramStart"/>
+      <w:r>
+        <w:rPr>
+          <w:rFonts w:ascii="Spectral" w:hAnsi="Spectral" w:cs="Spectral" w:hint="eastAsia"/>
+          <w:sz w:val="20"/>
+          <w:szCs w:val="20"/>
+          <w:lang w:val="fr-CA" w:eastAsia="ko-KR"/>
+        </w:rPr>
+        <w:t>I,II</w:t>
+      </w:r>
+      <w:proofErr w:type="gramEnd"/>
     </w:p>
     <w:p>
       <w:pPr>
@@ -211,6 +602,7 @@
           <w:rFonts w:ascii="Spectral" w:eastAsia="Spectral" w:hAnsi="Spectral" w:cs="Spectral"/>
           <w:sz w:val="11"/>
           <w:szCs w:val="11"/>
+          <w:lang w:val="fr-CA"/>
         </w:rPr>
       </w:pPr>
     </w:p>
@@ -248,9 +640,10 @@
     <w:p>
       <w:pPr>
         <w:rPr>
-          <w:rFonts w:ascii="Spectral" w:eastAsia="Spectral" w:hAnsi="Spectral" w:cs="Spectral"/>
-          <w:sz w:val="20"/>
-          <w:szCs w:val="20"/>
+          <w:rFonts w:ascii="Spectral" w:hAnsi="Spectral" w:cs="Spectral" w:hint="eastAsia"/>
+          <w:sz w:val="20"/>
+          <w:szCs w:val="20"/>
+          <w:lang w:eastAsia="ko-KR"/>
         </w:rPr>
       </w:pPr>
       <w:r>
@@ -270,13 +663,23 @@
         </w:rPr>
         <w:t xml:space="preserve"> </w:t>
       </w:r>
-    </w:p>
-    <w:p>
-      <w:pPr>
-        <w:rPr>
-          <w:rFonts w:ascii="Spectral" w:eastAsia="Spectral" w:hAnsi="Spectral" w:cs="Spectral"/>
-          <w:sz w:val="20"/>
-          <w:szCs w:val="20"/>
+      <w:r>
+        <w:rPr>
+          <w:rFonts w:ascii="Spectral" w:hAnsi="Spectral" w:cs="Spectral" w:hint="eastAsia"/>
+          <w:sz w:val="20"/>
+          <w:szCs w:val="20"/>
+          <w:lang w:eastAsia="ko-KR"/>
+        </w:rPr>
+        <w:t>C++</w:t>
+      </w:r>
+    </w:p>
+    <w:p>
+      <w:pPr>
+        <w:rPr>
+          <w:rFonts w:ascii="Spectral" w:hAnsi="Spectral" w:cs="Spectral" w:hint="eastAsia"/>
+          <w:sz w:val="20"/>
+          <w:szCs w:val="20"/>
+          <w:lang w:eastAsia="ko-KR"/>
         </w:rPr>
       </w:pPr>
       <w:r>
@@ -290,21 +693,13 @@
       </w:r>
       <w:r>
         <w:rPr>
-          <w:rFonts w:ascii="Spectral" w:eastAsia="Spectral" w:hAnsi="Spectral" w:cs="Spectral"/>
-          <w:b/>
-          <w:sz w:val="20"/>
-          <w:szCs w:val="20"/>
-          <w:highlight w:val="yellow"/>
-        </w:rPr>
-        <w:t>Make sure you put the latest version</w:t>
-      </w:r>
-      <w:r>
-        <w:rPr>
-          <w:rFonts w:ascii="Spectral" w:eastAsia="Spectral" w:hAnsi="Spectral" w:cs="Spectral"/>
-          <w:sz w:val="20"/>
-          <w:szCs w:val="20"/>
-        </w:rPr>
-        <w:t xml:space="preserve"> </w:t>
+          <w:rFonts w:ascii="Spectral" w:hAnsi="Spectral" w:cs="Spectral" w:hint="eastAsia"/>
+          <w:b/>
+          <w:sz w:val="20"/>
+          <w:szCs w:val="20"/>
+          <w:lang w:eastAsia="ko-KR"/>
+        </w:rPr>
+        <w:t>OpenGL based custom engine</w:t>
       </w:r>
     </w:p>
     <w:p>
@@ -332,7 +727,7 @@
         </w:rPr>
         <w:t xml:space="preserve">: (Elevated soft-skills) Solution-Oriented, Adaptable, (look for company values on each site and if those truly align with who you are, list them) </w:t>
       </w:r>
-      <w:hyperlink r:id="rId5">
+      <w:hyperlink r:id="rId6">
         <w:r>
           <w:rPr>
             <w:rFonts w:ascii="Spectral" w:eastAsia="Spectral" w:hAnsi="Spectral" w:cs="Spectral"/>
@@ -501,25 +896,7 @@
           <w:sz w:val="20"/>
           <w:szCs w:val="20"/>
         </w:rPr>
-        <w:t xml:space="preserve">Quantify your achievement(s) try to have at least one like </w:t>
-      </w:r>
-      <w:proofErr w:type="gramStart"/>
-      <w:r>
-        <w:rPr>
-          <w:rFonts w:ascii="Spectral" w:eastAsia="Spectral" w:hAnsi="Spectral" w:cs="Spectral"/>
-          <w:sz w:val="20"/>
-          <w:szCs w:val="20"/>
-        </w:rPr>
-        <w:t>this</w:t>
-      </w:r>
-      <w:proofErr w:type="gramEnd"/>
-      <w:r>
-        <w:rPr>
-          <w:rFonts w:ascii="Spectral" w:eastAsia="Spectral" w:hAnsi="Spectral" w:cs="Spectral"/>
-          <w:sz w:val="20"/>
-          <w:szCs w:val="20"/>
-        </w:rPr>
-        <w:t xml:space="preserve">  </w:t>
+        <w:t xml:space="preserve">Quantify your achievement(s) try to have at least one like this  </w:t>
       </w:r>
     </w:p>
     <w:p>
@@ -540,18 +917,8 @@
           <w:sz w:val="20"/>
           <w:szCs w:val="20"/>
         </w:rPr>
-        <w:t xml:space="preserve">Look at the example </w:t>
-      </w:r>
-      <w:proofErr w:type="gramStart"/>
-      <w:r>
-        <w:rPr>
-          <w:rFonts w:ascii="Spectral" w:eastAsia="Spectral" w:hAnsi="Spectral" w:cs="Spectral"/>
-          <w:sz w:val="20"/>
-          <w:szCs w:val="20"/>
-        </w:rPr>
-        <w:t>below</w:t>
-      </w:r>
-      <w:proofErr w:type="gramEnd"/>
+        <w:t>Look at the example below</w:t>
+      </w:r>
     </w:p>
     <w:p>
       <w:pPr>
@@ -631,18 +998,8 @@
           <w:sz w:val="20"/>
           <w:szCs w:val="20"/>
         </w:rPr>
-        <w:t xml:space="preserve">Implemented an extensible script in Python to automate project creation with static data on tests to improve pass rates and duration, ultimately speeding up software </w:t>
-      </w:r>
-      <w:proofErr w:type="gramStart"/>
-      <w:r>
-        <w:rPr>
-          <w:rFonts w:ascii="Spectral" w:eastAsia="Spectral" w:hAnsi="Spectral" w:cs="Spectral"/>
-          <w:sz w:val="20"/>
-          <w:szCs w:val="20"/>
-        </w:rPr>
-        <w:t>releases</w:t>
-      </w:r>
-      <w:proofErr w:type="gramEnd"/>
+        <w:t>Implemented an extensible script in Python to automate project creation with static data on tests to improve pass rates and duration, ultimately speeding up software releases</w:t>
+      </w:r>
     </w:p>
     <w:p>
       <w:pPr>
@@ -683,18 +1040,8 @@
           <w:sz w:val="20"/>
           <w:szCs w:val="20"/>
         </w:rPr>
-        <w:t xml:space="preserve">Reviewed design docs and prototypes of an upcoming feature release to create nearly 50 test cases. Performed manual testing and triaged 15 bugs with </w:t>
-      </w:r>
-      <w:proofErr w:type="gramStart"/>
-      <w:r>
-        <w:rPr>
-          <w:rFonts w:ascii="Spectral" w:eastAsia="Spectral" w:hAnsi="Spectral" w:cs="Spectral"/>
-          <w:sz w:val="20"/>
-          <w:szCs w:val="20"/>
-        </w:rPr>
-        <w:t>engineers</w:t>
-      </w:r>
-      <w:proofErr w:type="gramEnd"/>
+        <w:t>Reviewed design docs and prototypes of an upcoming feature release to create nearly 50 test cases. Performed manual testing and triaged 15 bugs with engineers</w:t>
+      </w:r>
     </w:p>
     <w:p>
       <w:pPr>
@@ -870,7 +1217,6 @@
         </w:rPr>
         <w:t xml:space="preserve">Designed most of the front end &amp; debugged </w:t>
       </w:r>
-      <w:proofErr w:type="gramStart"/>
       <w:r>
         <w:rPr>
           <w:rFonts w:ascii="Spectral" w:eastAsia="Spectral" w:hAnsi="Spectral" w:cs="Spectral"/>
@@ -880,7 +1226,6 @@
         </w:rPr>
         <w:t>PHP</w:t>
       </w:r>
-      <w:proofErr w:type="gramEnd"/>
     </w:p>
     <w:p>
       <w:pPr>
@@ -933,7 +1278,7 @@
           <w:szCs w:val="22"/>
           <w:highlight w:val="yellow"/>
         </w:rPr>
-        <w:t>LEADERSHIP EXPERIENCE (do this!) Once you get a job you won’t need to but for now….</w:t>
+        <w:t xml:space="preserve">LEADERSHIP EXPERIENCE </w:t>
       </w:r>
     </w:p>
     <w:p>
@@ -1032,18 +1377,8 @@
           <w:sz w:val="20"/>
           <w:szCs w:val="20"/>
         </w:rPr>
-        <w:t xml:space="preserve">A lot of you do many things on </w:t>
-      </w:r>
-      <w:proofErr w:type="gramStart"/>
-      <w:r>
-        <w:rPr>
-          <w:rFonts w:ascii="Spectral" w:eastAsia="Spectral" w:hAnsi="Spectral" w:cs="Spectral"/>
-          <w:sz w:val="20"/>
-          <w:szCs w:val="20"/>
-        </w:rPr>
-        <w:t>campus</w:t>
-      </w:r>
-      <w:proofErr w:type="gramEnd"/>
+        <w:t>A lot of you do many things on campus</w:t>
+      </w:r>
     </w:p>
     <w:p>
       <w:pPr>
@@ -1119,7 +1454,7 @@
 </file>
 
 <file path=word/numbering.xml><?xml version="1.0" encoding="utf-8"?>
-<w:numbering xmlns:wpc="http://schemas.microsoft.com/office/word/2010/wordprocessingCanvas" xmlns:cx="http://schemas.microsoft.com/office/drawing/2014/chartex" xmlns:cx1="http://schemas.microsoft.com/office/drawing/2015/9/8/chartex" xmlns:cx2="http://schemas.microsoft.com/office/drawing/2015/10/21/chartex" xmlns:cx3="http://schemas.microsoft.com/office/drawing/2016/5/9/chartex" xmlns:cx4="http://schemas.microsoft.com/office/drawing/2016/5/10/chartex" xmlns:cx5="http://schemas.microsoft.com/office/drawing/2016/5/11/chartex" xmlns:cx6="http://schemas.microsoft.com/office/drawing/2016/5/12/chartex" xmlns:cx7="http://schemas.microsoft.com/office/drawing/2016/5/13/chartex" xmlns:cx8="http://schemas.microsoft.com/office/drawing/2016/5/14/chartex" xmlns:mc="http://schemas.openxmlformats.org/markup-compatibility/2006" xmlns:aink="http://schemas.microsoft.com/office/drawing/2016/ink" xmlns:am3d="http://schemas.microsoft.com/office/drawing/2017/model3d" xmlns:o="urn:schemas-microsoft-com:office:office" xmlns:oel="http://schemas.microsoft.com/office/2019/extlst" xmlns:r="http://schemas.openxmlformats.org/officeDocument/2006/relationships" xmlns:m="http://schemas.openxmlformats.org/officeDocument/2006/math" xmlns:v="urn:schemas-microsoft-com:vml" xmlns:wp14="http://schemas.microsoft.com/office/word/2010/wordprocessingDrawing" xmlns:wp="http://schemas.openxmlformats.org/drawingml/2006/wordprocessingDrawing" xmlns:w10="urn:schemas-microsoft-com:office:word" xmlns:w="http://schemas.openxmlformats.org/wordprocessingml/2006/main" xmlns:w14="http://schemas.microsoft.com/office/word/2010/wordml" xmlns:w15="http://schemas.microsoft.com/office/word/2012/wordml" xmlns:w16cex="http://schemas.microsoft.com/office/word/2018/wordml/cex" xmlns:w16cid="http://schemas.microsoft.com/office/word/2016/wordml/cid" xmlns:w16="http://schemas.microsoft.com/office/word/2018/wordml" xmlns:w16sdtdh="http://schemas.microsoft.com/office/word/2020/wordml/sdtdatahash" xmlns:w16se="http://schemas.microsoft.com/office/word/2015/wordml/symex" xmlns:wpg="http://schemas.microsoft.com/office/word/2010/wordprocessingGroup" xmlns:wpi="http://schemas.microsoft.com/office/word/2010/wordprocessingInk" xmlns:wne="http://schemas.microsoft.com/office/word/2006/wordml" xmlns:wps="http://schemas.microsoft.com/office/word/2010/wordprocessingShape" mc:Ignorable="w14 w15 w16se w16cid w16 w16cex w16sdtdh wp14">
+<w:numbering xmlns:wpc="http://schemas.microsoft.com/office/word/2010/wordprocessingCanvas" xmlns:cx="http://schemas.microsoft.com/office/drawing/2014/chartex" xmlns:cx1="http://schemas.microsoft.com/office/drawing/2015/9/8/chartex" xmlns:cx2="http://schemas.microsoft.com/office/drawing/2015/10/21/chartex" xmlns:cx3="http://schemas.microsoft.com/office/drawing/2016/5/9/chartex" xmlns:cx4="http://schemas.microsoft.com/office/drawing/2016/5/10/chartex" xmlns:cx5="http://schemas.microsoft.com/office/drawing/2016/5/11/chartex" xmlns:cx6="http://schemas.microsoft.com/office/drawing/2016/5/12/chartex" xmlns:cx7="http://schemas.microsoft.com/office/drawing/2016/5/13/chartex" xmlns:cx8="http://schemas.microsoft.com/office/drawing/2016/5/14/chartex" xmlns:mc="http://schemas.openxmlformats.org/markup-compatibility/2006" xmlns:aink="http://schemas.microsoft.com/office/drawing/2016/ink" xmlns:am3d="http://schemas.microsoft.com/office/drawing/2017/model3d" xmlns:o="urn:schemas-microsoft-com:office:office" xmlns:oel="http://schemas.microsoft.com/office/2019/extlst" xmlns:r="http://schemas.openxmlformats.org/officeDocument/2006/relationships" xmlns:m="http://schemas.openxmlformats.org/officeDocument/2006/math" xmlns:v="urn:schemas-microsoft-com:vml" xmlns:wp14="http://schemas.microsoft.com/office/word/2010/wordprocessingDrawing" xmlns:wp="http://schemas.openxmlformats.org/drawingml/2006/wordprocessingDrawing" xmlns:w10="urn:schemas-microsoft-com:office:word" xmlns:w="http://schemas.openxmlformats.org/wordprocessingml/2006/main" xmlns:w14="http://schemas.microsoft.com/office/word/2010/wordml" xmlns:w15="http://schemas.microsoft.com/office/word/2012/wordml" xmlns:w16cex="http://schemas.microsoft.com/office/word/2018/wordml/cex" xmlns:w16cid="http://schemas.microsoft.com/office/word/2016/wordml/cid" xmlns:w16="http://schemas.microsoft.com/office/word/2018/wordml" xmlns:w16du="http://schemas.microsoft.com/office/word/2023/wordml/word16du" xmlns:w16sdtdh="http://schemas.microsoft.com/office/word/2020/wordml/sdtdatahash" xmlns:w16sdtfl="http://schemas.microsoft.com/office/word/2024/wordml/sdtformatlock" xmlns:w16se="http://schemas.microsoft.com/office/word/2015/wordml/symex" xmlns:wpg="http://schemas.microsoft.com/office/word/2010/wordprocessingGroup" xmlns:wpi="http://schemas.microsoft.com/office/word/2010/wordprocessingInk" xmlns:wne="http://schemas.microsoft.com/office/word/2006/wordml" xmlns:wps="http://schemas.microsoft.com/office/word/2010/wordprocessingShape" mc:Ignorable="w14 w15 w16se w16cid w16 w16cex w16sdtdh w16sdtfl w16du wp14">
   <w:abstractNum w:abstractNumId="0" w15:restartNumberingAfterBreak="0">
     <w:nsid w:val="0AF516AC"/>
     <w:multiLevelType w:val="multilevel"/>
@@ -1249,11 +1584,11 @@
 </file>
 
 <file path=word/styles.xml><?xml version="1.0" encoding="utf-8"?>
-<w:styles xmlns:mc="http://schemas.openxmlformats.org/markup-compatibility/2006" xmlns:r="http://schemas.openxmlformats.org/officeDocument/2006/relationships" xmlns:w="http://schemas.openxmlformats.org/wordprocessingml/2006/main" xmlns:w14="http://schemas.microsoft.com/office/word/2010/wordml" xmlns:w15="http://schemas.microsoft.com/office/word/2012/wordml" xmlns:w16cex="http://schemas.microsoft.com/office/word/2018/wordml/cex" xmlns:w16cid="http://schemas.microsoft.com/office/word/2016/wordml/cid" xmlns:w16="http://schemas.microsoft.com/office/word/2018/wordml" xmlns:w16sdtdh="http://schemas.microsoft.com/office/word/2020/wordml/sdtdatahash" xmlns:w16se="http://schemas.microsoft.com/office/word/2015/wordml/symex" mc:Ignorable="w14 w15 w16se w16cid w16 w16cex w16sdtdh">
+<w:styles xmlns:mc="http://schemas.openxmlformats.org/markup-compatibility/2006" xmlns:r="http://schemas.openxmlformats.org/officeDocument/2006/relationships" xmlns:w="http://schemas.openxmlformats.org/wordprocessingml/2006/main" xmlns:w14="http://schemas.microsoft.com/office/word/2010/wordml" xmlns:w15="http://schemas.microsoft.com/office/word/2012/wordml" xmlns:w16cex="http://schemas.microsoft.com/office/word/2018/wordml/cex" xmlns:w16cid="http://schemas.microsoft.com/office/word/2016/wordml/cid" xmlns:w16="http://schemas.microsoft.com/office/word/2018/wordml" xmlns:w16du="http://schemas.microsoft.com/office/word/2023/wordml/word16du" xmlns:w16sdtdh="http://schemas.microsoft.com/office/word/2020/wordml/sdtdatahash" xmlns:w16sdtfl="http://schemas.microsoft.com/office/word/2024/wordml/sdtformatlock" xmlns:w16se="http://schemas.microsoft.com/office/word/2015/wordml/symex" mc:Ignorable="w14 w15 w16se w16cid w16 w16cex w16sdtdh w16sdtfl w16du">
   <w:docDefaults>
     <w:rPrDefault>
       <w:rPr>
-        <w:rFonts w:ascii="Times New Roman" w:eastAsia="Times New Roman" w:hAnsi="Times New Roman" w:cs="Times New Roman"/>
+        <w:rFonts w:ascii="Times New Roman" w:eastAsiaTheme="minorEastAsia" w:hAnsi="Times New Roman" w:cs="Times New Roman"/>
         <w:sz w:val="24"/>
         <w:szCs w:val="24"/>
         <w:lang w:val="en-US" w:eastAsia="en-US" w:bidi="ar-SA"/>
@@ -1639,14 +1974,14 @@
     <w:lsdException w:name="Unresolved Mention" w:semiHidden="1" w:unhideWhenUsed="1"/>
     <w:lsdException w:name="Smart Link" w:semiHidden="1" w:unhideWhenUsed="1"/>
   </w:latentStyles>
-  <w:style w:type="paragraph" w:default="1" w:styleId="Normal">
+  <w:style w:type="paragraph" w:default="1" w:styleId="a">
     <w:name w:val="Normal"/>
     <w:qFormat/>
   </w:style>
-  <w:style w:type="paragraph" w:styleId="Heading1">
+  <w:style w:type="paragraph" w:styleId="1">
     <w:name w:val="heading 1"/>
-    <w:basedOn w:val="Normal"/>
-    <w:next w:val="Normal"/>
+    <w:basedOn w:val="a"/>
+    <w:next w:val="a"/>
     <w:uiPriority w:val="9"/>
     <w:qFormat/>
     <w:pPr>
@@ -1661,10 +1996,10 @@
       <w:szCs w:val="48"/>
     </w:rPr>
   </w:style>
-  <w:style w:type="paragraph" w:styleId="Heading2">
+  <w:style w:type="paragraph" w:styleId="2">
     <w:name w:val="heading 2"/>
-    <w:basedOn w:val="Normal"/>
-    <w:next w:val="Normal"/>
+    <w:basedOn w:val="a"/>
+    <w:next w:val="a"/>
     <w:uiPriority w:val="9"/>
     <w:semiHidden/>
     <w:unhideWhenUsed/>
@@ -1681,10 +2016,10 @@
       <w:szCs w:val="36"/>
     </w:rPr>
   </w:style>
-  <w:style w:type="paragraph" w:styleId="Heading3">
+  <w:style w:type="paragraph" w:styleId="3">
     <w:name w:val="heading 3"/>
-    <w:basedOn w:val="Normal"/>
-    <w:next w:val="Normal"/>
+    <w:basedOn w:val="a"/>
+    <w:next w:val="a"/>
     <w:uiPriority w:val="9"/>
     <w:semiHidden/>
     <w:unhideWhenUsed/>
@@ -1701,10 +2036,10 @@
       <w:szCs w:val="28"/>
     </w:rPr>
   </w:style>
-  <w:style w:type="paragraph" w:styleId="Heading4">
+  <w:style w:type="paragraph" w:styleId="4">
     <w:name w:val="heading 4"/>
-    <w:basedOn w:val="Normal"/>
-    <w:next w:val="Normal"/>
+    <w:basedOn w:val="a"/>
+    <w:next w:val="a"/>
     <w:uiPriority w:val="9"/>
     <w:semiHidden/>
     <w:unhideWhenUsed/>
@@ -1719,10 +2054,10 @@
       <w:b/>
     </w:rPr>
   </w:style>
-  <w:style w:type="paragraph" w:styleId="Heading5">
+  <w:style w:type="paragraph" w:styleId="5">
     <w:name w:val="heading 5"/>
-    <w:basedOn w:val="Normal"/>
-    <w:next w:val="Normal"/>
+    <w:basedOn w:val="a"/>
+    <w:next w:val="a"/>
     <w:uiPriority w:val="9"/>
     <w:semiHidden/>
     <w:unhideWhenUsed/>
@@ -1739,10 +2074,10 @@
       <w:szCs w:val="22"/>
     </w:rPr>
   </w:style>
-  <w:style w:type="paragraph" w:styleId="Heading6">
+  <w:style w:type="paragraph" w:styleId="6">
     <w:name w:val="heading 6"/>
-    <w:basedOn w:val="Normal"/>
-    <w:next w:val="Normal"/>
+    <w:basedOn w:val="a"/>
+    <w:next w:val="a"/>
     <w:uiPriority w:val="9"/>
     <w:semiHidden/>
     <w:unhideWhenUsed/>
@@ -1759,13 +2094,13 @@
       <w:szCs w:val="20"/>
     </w:rPr>
   </w:style>
-  <w:style w:type="character" w:default="1" w:styleId="DefaultParagraphFont">
+  <w:style w:type="character" w:default="1" w:styleId="a0">
     <w:name w:val="Default Paragraph Font"/>
     <w:uiPriority w:val="1"/>
     <w:semiHidden/>
     <w:unhideWhenUsed/>
   </w:style>
-  <w:style w:type="table" w:default="1" w:styleId="TableNormal">
+  <w:style w:type="table" w:default="1" w:styleId="a1">
     <w:name w:val="Normal Table"/>
     <w:uiPriority w:val="99"/>
     <w:semiHidden/>
@@ -1780,16 +2115,16 @@
       </w:tblCellMar>
     </w:tblPr>
   </w:style>
-  <w:style w:type="numbering" w:default="1" w:styleId="NoList">
+  <w:style w:type="numbering" w:default="1" w:styleId="a2">
     <w:name w:val="No List"/>
     <w:uiPriority w:val="99"/>
     <w:semiHidden/>
     <w:unhideWhenUsed/>
   </w:style>
-  <w:style w:type="paragraph" w:styleId="Title">
+  <w:style w:type="paragraph" w:styleId="a3">
     <w:name w:val="Title"/>
-    <w:basedOn w:val="Normal"/>
-    <w:next w:val="Normal"/>
+    <w:basedOn w:val="a"/>
+    <w:next w:val="a"/>
     <w:uiPriority w:val="10"/>
     <w:qFormat/>
     <w:pPr>
@@ -1803,10 +2138,10 @@
       <w:szCs w:val="72"/>
     </w:rPr>
   </w:style>
-  <w:style w:type="paragraph" w:styleId="Subtitle">
+  <w:style w:type="paragraph" w:styleId="a4">
     <w:name w:val="Subtitle"/>
-    <w:basedOn w:val="Normal"/>
-    <w:next w:val="Normal"/>
+    <w:basedOn w:val="a"/>
+    <w:next w:val="a"/>
     <w:uiPriority w:val="11"/>
     <w:qFormat/>
     <w:pPr>
@@ -1820,6 +2155,29 @@
       <w:color w:val="666666"/>
       <w:sz w:val="48"/>
       <w:szCs w:val="48"/>
+    </w:rPr>
+  </w:style>
+  <w:style w:type="character" w:styleId="a5">
+    <w:name w:val="Hyperlink"/>
+    <w:basedOn w:val="a0"/>
+    <w:uiPriority w:val="99"/>
+    <w:unhideWhenUsed/>
+    <w:rsid w:val="00B679FE"/>
+    <w:rPr>
+      <w:color w:val="0000FF" w:themeColor="hyperlink"/>
+      <w:u w:val="single"/>
+    </w:rPr>
+  </w:style>
+  <w:style w:type="character" w:styleId="a6">
+    <w:name w:val="Unresolved Mention"/>
+    <w:basedOn w:val="a0"/>
+    <w:uiPriority w:val="99"/>
+    <w:semiHidden/>
+    <w:unhideWhenUsed/>
+    <w:rsid w:val="00B679FE"/>
+    <w:rPr>
+      <w:color w:val="605E5C"/>
+      <w:shd w:val="clear" w:color="auto" w:fill="E1DFDD"/>
     </w:rPr>
   </w:style>
 </w:styles>

--- a/portfolio/docs/Technical Resume Template.docx
+++ b/portfolio/docs/Technical Resume Template.docx
@@ -41,7 +41,7 @@
       <w:pPr>
         <w:jc w:val="center"/>
         <w:rPr>
-          <w:rFonts w:ascii="Spectral" w:hAnsi="Spectral" w:cs="Spectral"/>
+          <w:rFonts w:ascii="Spectral" w:hAnsi="Spectral" w:cs="Spectral" w:hint="eastAsia"/>
           <w:sz w:val="20"/>
           <w:szCs w:val="20"/>
           <w:lang w:eastAsia="ko-KR"/>
@@ -490,16 +490,15 @@
           <w:rFonts w:ascii="Spectral" w:hAnsi="Spectral" w:cs="Spectral" w:hint="eastAsia"/>
           <w:sz w:val="20"/>
           <w:szCs w:val="20"/>
-          <w:lang w:val="fr-CA" w:eastAsia="ko-KR"/>
-        </w:rPr>
-      </w:pPr>
-      <w:r>
-        <w:rPr>
-          <w:rFonts w:ascii="Spectral" w:eastAsia="Spectral" w:hAnsi="Spectral" w:cs="Spectral"/>
-          <w:b/>
-          <w:sz w:val="20"/>
-          <w:szCs w:val="20"/>
-          <w:lang w:val="fr-CA"/>
+          <w:lang w:eastAsia="ko-KR"/>
+        </w:rPr>
+      </w:pPr>
+      <w:r>
+        <w:rPr>
+          <w:rFonts w:ascii="Spectral" w:eastAsia="Spectral" w:hAnsi="Spectral" w:cs="Spectral"/>
+          <w:b/>
+          <w:sz w:val="20"/>
+          <w:szCs w:val="20"/>
         </w:rPr>
         <w:t>Relevant Courses:</w:t>
       </w:r>
@@ -508,7 +507,6 @@
           <w:rFonts w:ascii="Spectral" w:eastAsia="Spectral" w:hAnsi="Spectral" w:cs="Spectral"/>
           <w:sz w:val="20"/>
           <w:szCs w:val="20"/>
-          <w:lang w:val="fr-CA"/>
         </w:rPr>
         <w:t xml:space="preserve"> </w:t>
       </w:r>
@@ -517,7 +515,7 @@
           <w:rFonts w:ascii="Spectral" w:hAnsi="Spectral" w:cs="Spectral" w:hint="eastAsia"/>
           <w:sz w:val="20"/>
           <w:szCs w:val="20"/>
-          <w:lang w:val="fr-CA" w:eastAsia="ko-KR"/>
+          <w:lang w:eastAsia="ko-KR"/>
         </w:rPr>
         <w:t xml:space="preserve">CS280 </w:t>
       </w:r>
@@ -526,7 +524,7 @@
           <w:rFonts w:ascii="Spectral" w:hAnsi="Spectral" w:cs="Spectral"/>
           <w:sz w:val="20"/>
           <w:szCs w:val="20"/>
-          <w:lang w:val="fr-CA" w:eastAsia="ko-KR"/>
+          <w:lang w:eastAsia="ko-KR"/>
         </w:rPr>
         <w:t>–</w:t>
       </w:r>
@@ -535,34 +533,36 @@
           <w:rFonts w:ascii="Spectral" w:hAnsi="Spectral" w:cs="Spectral" w:hint="eastAsia"/>
           <w:sz w:val="20"/>
           <w:szCs w:val="20"/>
-          <w:lang w:val="fr-CA" w:eastAsia="ko-KR"/>
-        </w:rPr>
-        <w:t xml:space="preserve"> Data Structures ; CS200</w:t>
-      </w:r>
-      <w:r>
-        <w:rPr>
-          <w:rFonts w:ascii="Spectral" w:hAnsi="Spectral" w:cs="Spectral" w:hint="eastAsia"/>
-          <w:sz w:val="20"/>
-          <w:szCs w:val="20"/>
-          <w:lang w:val="fr-CA" w:eastAsia="ko-KR"/>
-        </w:rPr>
-        <w:t>,250</w:t>
-      </w:r>
-      <w:r>
-        <w:rPr>
-          <w:rFonts w:ascii="Spectral" w:hAnsi="Spectral" w:cs="Spectral" w:hint="eastAsia"/>
-          <w:sz w:val="20"/>
-          <w:szCs w:val="20"/>
-          <w:lang w:val="fr-CA" w:eastAsia="ko-KR"/>
-        </w:rPr>
-        <w:t xml:space="preserve"> </w:t>
+          <w:lang w:eastAsia="ko-KR"/>
+        </w:rPr>
+        <w:t xml:space="preserve"> Data </w:t>
+      </w:r>
+      <w:proofErr w:type="gramStart"/>
+      <w:r>
+        <w:rPr>
+          <w:rFonts w:ascii="Spectral" w:hAnsi="Spectral" w:cs="Spectral" w:hint="eastAsia"/>
+          <w:sz w:val="20"/>
+          <w:szCs w:val="20"/>
+          <w:lang w:eastAsia="ko-KR"/>
+        </w:rPr>
+        <w:t>Structures ;</w:t>
+      </w:r>
+      <w:proofErr w:type="gramEnd"/>
+      <w:r>
+        <w:rPr>
+          <w:rFonts w:ascii="Spectral" w:hAnsi="Spectral" w:cs="Spectral" w:hint="eastAsia"/>
+          <w:sz w:val="20"/>
+          <w:szCs w:val="20"/>
+          <w:lang w:eastAsia="ko-KR"/>
+        </w:rPr>
+        <w:t xml:space="preserve"> CS200,250 </w:t>
       </w:r>
       <w:r>
         <w:rPr>
           <w:rFonts w:ascii="Spectral" w:hAnsi="Spectral" w:cs="Spectral"/>
           <w:sz w:val="20"/>
           <w:szCs w:val="20"/>
-          <w:lang w:val="fr-CA" w:eastAsia="ko-KR"/>
+          <w:lang w:eastAsia="ko-KR"/>
         </w:rPr>
         <w:t>–</w:t>
       </w:r>
@@ -571,18 +571,9 @@
           <w:rFonts w:ascii="Spectral" w:hAnsi="Spectral" w:cs="Spectral" w:hint="eastAsia"/>
           <w:sz w:val="20"/>
           <w:szCs w:val="20"/>
-          <w:lang w:val="fr-CA" w:eastAsia="ko-KR"/>
-        </w:rPr>
-        <w:t xml:space="preserve"> Computer Graphi</w:t>
-      </w:r>
-      <w:r>
-        <w:rPr>
-          <w:rFonts w:ascii="Spectral" w:hAnsi="Spectral" w:cs="Spectral" w:hint="eastAsia"/>
-          <w:sz w:val="20"/>
-          <w:szCs w:val="20"/>
-          <w:lang w:val="fr-CA" w:eastAsia="ko-KR"/>
-        </w:rPr>
-        <w:t xml:space="preserve">cs </w:t>
+          <w:lang w:eastAsia="ko-KR"/>
+        </w:rPr>
+        <w:t xml:space="preserve"> Computer Graphics </w:t>
       </w:r>
       <w:proofErr w:type="gramStart"/>
       <w:r>
@@ -590,7 +581,7 @@
           <w:rFonts w:ascii="Spectral" w:hAnsi="Spectral" w:cs="Spectral" w:hint="eastAsia"/>
           <w:sz w:val="20"/>
           <w:szCs w:val="20"/>
-          <w:lang w:val="fr-CA" w:eastAsia="ko-KR"/>
+          <w:lang w:eastAsia="ko-KR"/>
         </w:rPr>
         <w:t>I,II</w:t>
       </w:r>
@@ -602,7 +593,6 @@
           <w:rFonts w:ascii="Spectral" w:eastAsia="Spectral" w:hAnsi="Spectral" w:cs="Spectral"/>
           <w:sz w:val="11"/>
           <w:szCs w:val="11"/>
-          <w:lang w:val="fr-CA"/>
         </w:rPr>
       </w:pPr>
     </w:p>
@@ -705,9 +695,12 @@
     <w:p>
       <w:pPr>
         <w:rPr>
-          <w:rFonts w:ascii="Spectral" w:eastAsia="Spectral" w:hAnsi="Spectral" w:cs="Spectral"/>
-          <w:sz w:val="20"/>
-          <w:szCs w:val="20"/>
+          <w:rFonts w:ascii="Spectral" w:hAnsi="Spectral" w:cs="Spectral" w:hint="eastAsia"/>
+          <w:b/>
+          <w:bCs/>
+          <w:sz w:val="20"/>
+          <w:szCs w:val="20"/>
+          <w:lang w:eastAsia="ko-KR"/>
         </w:rPr>
       </w:pPr>
       <w:r>
@@ -721,50 +714,22 @@
       </w:r>
       <w:r>
         <w:rPr>
-          <w:rFonts w:ascii="Spectral" w:eastAsia="Spectral" w:hAnsi="Spectral" w:cs="Spectral"/>
-          <w:sz w:val="20"/>
-          <w:szCs w:val="20"/>
-        </w:rPr>
-        <w:t xml:space="preserve">: (Elevated soft-skills) Solution-Oriented, Adaptable, (look for company values on each site and if those truly align with who you are, list them) </w:t>
-      </w:r>
-      <w:hyperlink r:id="rId6">
-        <w:r>
-          <w:rPr>
-            <w:rFonts w:ascii="Spectral" w:eastAsia="Spectral" w:hAnsi="Spectral" w:cs="Spectral"/>
-            <w:color w:val="1155CC"/>
-            <w:sz w:val="20"/>
-            <w:szCs w:val="20"/>
-            <w:u w:val="single"/>
-          </w:rPr>
-          <w:t>Click Here</w:t>
-        </w:r>
-      </w:hyperlink>
-      <w:r>
-        <w:rPr>
-          <w:rFonts w:ascii="Spectral" w:eastAsia="Spectral" w:hAnsi="Spectral" w:cs="Spectral"/>
-          <w:sz w:val="20"/>
-          <w:szCs w:val="20"/>
-        </w:rPr>
-        <w:t xml:space="preserve"> ←—- Read the </w:t>
-      </w:r>
-      <w:proofErr w:type="spellStart"/>
-      <w:r>
-        <w:rPr>
-          <w:rFonts w:ascii="Spectral" w:eastAsia="Spectral" w:hAnsi="Spectral" w:cs="Spectral"/>
-          <w:sz w:val="20"/>
-          <w:szCs w:val="20"/>
-        </w:rPr>
-        <w:t>TPCi</w:t>
-      </w:r>
-      <w:proofErr w:type="spellEnd"/>
-      <w:r>
-        <w:rPr>
-          <w:rFonts w:ascii="Spectral" w:eastAsia="Spectral" w:hAnsi="Spectral" w:cs="Spectral"/>
-          <w:sz w:val="20"/>
-          <w:szCs w:val="20"/>
-        </w:rPr>
-        <w:t xml:space="preserve"> Core Values</w:t>
-      </w:r>
+          <w:rFonts w:ascii="Spectral" w:hAnsi="Spectral" w:cs="Spectral" w:hint="eastAsia"/>
+          <w:sz w:val="20"/>
+          <w:szCs w:val="20"/>
+          <w:lang w:eastAsia="ko-KR"/>
+        </w:rPr>
+        <w:t>: Passion for making life better, Dedicated to Quality</w:t>
+      </w:r>
+    </w:p>
+    <w:p>
+      <w:pPr>
+        <w:rPr>
+          <w:rFonts w:ascii="Spectral" w:eastAsia="Spectral" w:hAnsi="Spectral" w:cs="Spectral"/>
+          <w:sz w:val="20"/>
+          <w:szCs w:val="20"/>
+        </w:rPr>
+      </w:pPr>
     </w:p>
     <w:p>
       <w:pPr>
@@ -805,243 +770,6 @@
           <w:szCs w:val="8"/>
         </w:rPr>
       </w:pPr>
-    </w:p>
-    <w:p>
-      <w:pPr>
-        <w:tabs>
-          <w:tab w:val="left" w:pos="1134"/>
-          <w:tab w:val="right" w:pos="10503"/>
-        </w:tabs>
-        <w:rPr>
-          <w:rFonts w:ascii="Spectral" w:eastAsia="Spectral" w:hAnsi="Spectral" w:cs="Spectral"/>
-          <w:sz w:val="22"/>
-          <w:szCs w:val="22"/>
-        </w:rPr>
-      </w:pPr>
-      <w:r>
-        <w:rPr>
-          <w:rFonts w:ascii="Spectral" w:eastAsia="Spectral" w:hAnsi="Spectral" w:cs="Spectral"/>
-          <w:b/>
-          <w:sz w:val="22"/>
-          <w:szCs w:val="22"/>
-        </w:rPr>
-        <w:t>Company | Your Title</w:t>
-      </w:r>
-      <w:r>
-        <w:rPr>
-          <w:rFonts w:ascii="Spectral" w:eastAsia="Spectral" w:hAnsi="Spectral" w:cs="Spectral"/>
-          <w:b/>
-          <w:smallCaps/>
-          <w:sz w:val="23"/>
-          <w:szCs w:val="23"/>
-        </w:rPr>
-        <w:t xml:space="preserve"> | </w:t>
-      </w:r>
-      <w:r>
-        <w:rPr>
-          <w:rFonts w:ascii="Spectral" w:eastAsia="Spectral" w:hAnsi="Spectral" w:cs="Spectral"/>
-          <w:b/>
-          <w:sz w:val="22"/>
-          <w:szCs w:val="22"/>
-        </w:rPr>
-        <w:t xml:space="preserve">City, State                    </w:t>
-      </w:r>
-      <w:r>
-        <w:rPr>
-          <w:rFonts w:ascii="Spectral" w:eastAsia="Spectral" w:hAnsi="Spectral" w:cs="Spectral"/>
-          <w:b/>
-          <w:sz w:val="22"/>
-          <w:szCs w:val="22"/>
-        </w:rPr>
-        <w:tab/>
-        <w:t xml:space="preserve">   Month/Year - Present</w:t>
-      </w:r>
-    </w:p>
-    <w:p>
-      <w:pPr>
-        <w:numPr>
-          <w:ilvl w:val="0"/>
-          <w:numId w:val="1"/>
-        </w:numPr>
-        <w:rPr>
-          <w:rFonts w:ascii="Spectral" w:eastAsia="Spectral" w:hAnsi="Spectral" w:cs="Spectral"/>
-          <w:sz w:val="20"/>
-          <w:szCs w:val="20"/>
-        </w:rPr>
-      </w:pPr>
-      <w:r>
-        <w:rPr>
-          <w:rFonts w:ascii="Spectral" w:eastAsia="Spectral" w:hAnsi="Spectral" w:cs="Spectral"/>
-          <w:sz w:val="20"/>
-          <w:szCs w:val="20"/>
-        </w:rPr>
-        <w:t>What you did, how you did it, result</w:t>
-      </w:r>
-    </w:p>
-    <w:p>
-      <w:pPr>
-        <w:numPr>
-          <w:ilvl w:val="0"/>
-          <w:numId w:val="1"/>
-        </w:numPr>
-        <w:rPr>
-          <w:rFonts w:ascii="Spectral" w:eastAsia="Spectral" w:hAnsi="Spectral" w:cs="Spectral"/>
-          <w:sz w:val="20"/>
-          <w:szCs w:val="20"/>
-        </w:rPr>
-      </w:pPr>
-      <w:r>
-        <w:rPr>
-          <w:rFonts w:ascii="Spectral" w:eastAsia="Spectral" w:hAnsi="Spectral" w:cs="Spectral"/>
-          <w:sz w:val="20"/>
-          <w:szCs w:val="20"/>
-        </w:rPr>
-        <w:t xml:space="preserve">Quantify your achievement(s) try to have at least one like this  </w:t>
-      </w:r>
-    </w:p>
-    <w:p>
-      <w:pPr>
-        <w:numPr>
-          <w:ilvl w:val="0"/>
-          <w:numId w:val="1"/>
-        </w:numPr>
-        <w:rPr>
-          <w:rFonts w:ascii="Spectral" w:eastAsia="Spectral" w:hAnsi="Spectral" w:cs="Spectral"/>
-          <w:sz w:val="20"/>
-          <w:szCs w:val="20"/>
-        </w:rPr>
-      </w:pPr>
-      <w:r>
-        <w:rPr>
-          <w:rFonts w:ascii="Spectral" w:eastAsia="Spectral" w:hAnsi="Spectral" w:cs="Spectral"/>
-          <w:sz w:val="20"/>
-          <w:szCs w:val="20"/>
-        </w:rPr>
-        <w:t>Look at the example below</w:t>
-      </w:r>
-    </w:p>
-    <w:p>
-      <w:pPr>
-        <w:tabs>
-          <w:tab w:val="left" w:pos="1134"/>
-          <w:tab w:val="right" w:pos="10503"/>
-        </w:tabs>
-        <w:rPr>
-          <w:rFonts w:ascii="Spectral" w:eastAsia="Spectral" w:hAnsi="Spectral" w:cs="Spectral"/>
-          <w:sz w:val="22"/>
-          <w:szCs w:val="22"/>
-        </w:rPr>
-      </w:pPr>
-      <w:r>
-        <w:rPr>
-          <w:rFonts w:ascii="Spectral" w:eastAsia="Spectral" w:hAnsi="Spectral" w:cs="Spectral"/>
-          <w:b/>
-          <w:sz w:val="22"/>
-          <w:szCs w:val="22"/>
-        </w:rPr>
-        <w:t>Software Test Engineer Intern</w:t>
-      </w:r>
-      <w:r>
-        <w:rPr>
-          <w:rFonts w:ascii="Spectral" w:eastAsia="Spectral" w:hAnsi="Spectral" w:cs="Spectral"/>
-          <w:b/>
-          <w:smallCaps/>
-          <w:sz w:val="23"/>
-          <w:szCs w:val="23"/>
-        </w:rPr>
-        <w:t xml:space="preserve"> | </w:t>
-      </w:r>
-      <w:r>
-        <w:rPr>
-          <w:rFonts w:ascii="Spectral" w:eastAsia="Spectral" w:hAnsi="Spectral" w:cs="Spectral"/>
-          <w:b/>
-          <w:sz w:val="22"/>
-          <w:szCs w:val="22"/>
-        </w:rPr>
-        <w:t>Qualtrics</w:t>
-      </w:r>
-      <w:r>
-        <w:rPr>
-          <w:rFonts w:ascii="Spectral" w:eastAsia="Spectral" w:hAnsi="Spectral" w:cs="Spectral"/>
-          <w:b/>
-          <w:smallCaps/>
-          <w:sz w:val="23"/>
-          <w:szCs w:val="23"/>
-        </w:rPr>
-        <w:t xml:space="preserve"> | </w:t>
-      </w:r>
-      <w:r>
-        <w:rPr>
-          <w:rFonts w:ascii="Spectral" w:eastAsia="Spectral" w:hAnsi="Spectral" w:cs="Spectral"/>
-          <w:b/>
-          <w:sz w:val="22"/>
-          <w:szCs w:val="22"/>
-        </w:rPr>
-        <w:t>Seattle, WA                                                     Month/Year -Month/Year</w:t>
-      </w:r>
-    </w:p>
-    <w:p>
-      <w:pPr>
-        <w:numPr>
-          <w:ilvl w:val="0"/>
-          <w:numId w:val="1"/>
-        </w:numPr>
-        <w:rPr>
-          <w:rFonts w:ascii="Spectral" w:eastAsia="Spectral" w:hAnsi="Spectral" w:cs="Spectral"/>
-          <w:sz w:val="20"/>
-          <w:szCs w:val="20"/>
-        </w:rPr>
-      </w:pPr>
-      <w:r>
-        <w:rPr>
-          <w:rFonts w:ascii="Spectral" w:eastAsia="Spectral" w:hAnsi="Spectral" w:cs="Spectral"/>
-          <w:sz w:val="20"/>
-          <w:szCs w:val="20"/>
-        </w:rPr>
-        <w:t>Implemented an extensible script in Python to automate project creation with static data on tests to improve pass rates and duration, ultimately speeding up software releases</w:t>
-      </w:r>
-    </w:p>
-    <w:p>
-      <w:pPr>
-        <w:numPr>
-          <w:ilvl w:val="0"/>
-          <w:numId w:val="1"/>
-        </w:numPr>
-        <w:rPr>
-          <w:rFonts w:ascii="Spectral" w:eastAsia="Spectral" w:hAnsi="Spectral" w:cs="Spectral"/>
-          <w:sz w:val="20"/>
-          <w:szCs w:val="20"/>
-        </w:rPr>
-      </w:pPr>
-      <w:r>
-        <w:rPr>
-          <w:rFonts w:ascii="Spectral" w:eastAsia="Spectral" w:hAnsi="Spectral" w:cs="Spectral"/>
-          <w:sz w:val="20"/>
-          <w:szCs w:val="20"/>
-        </w:rPr>
-        <w:t>Improved test times across 3 teams by nearly 400% with more stability</w:t>
-      </w:r>
-    </w:p>
-    <w:p>
-      <w:pPr>
-        <w:numPr>
-          <w:ilvl w:val="0"/>
-          <w:numId w:val="1"/>
-        </w:numPr>
-        <w:rPr>
-          <w:rFonts w:ascii="Spectral" w:eastAsia="Spectral" w:hAnsi="Spectral" w:cs="Spectral"/>
-          <w:sz w:val="20"/>
-          <w:szCs w:val="20"/>
-        </w:rPr>
-      </w:pPr>
-      <w:r>
-        <w:rPr>
-          <w:rFonts w:ascii="Spectral" w:eastAsia="Spectral" w:hAnsi="Spectral" w:cs="Spectral"/>
-          <w:sz w:val="20"/>
-          <w:szCs w:val="20"/>
-        </w:rPr>
-        <w:t>Reviewed design docs and prototypes of an upcoming feature release to create nearly 50 test cases. Performed manual testing and triaged 15 bugs with engineers</w:t>
-      </w:r>
     </w:p>
     <w:p>
       <w:pPr>
@@ -2097,7 +1825,6 @@
   <w:style w:type="character" w:default="1" w:styleId="a0">
     <w:name w:val="Default Paragraph Font"/>
     <w:uiPriority w:val="1"/>
-    <w:semiHidden/>
     <w:unhideWhenUsed/>
   </w:style>
   <w:style w:type="table" w:default="1" w:styleId="a1">
